--- a/course_development/domains/active_inference_organizations/02_collective_intelligence/02_agents/output/study-guides/02_agents-practice_quiz.docx
+++ b/course_development/domains/active_inference_organizations/02_collective_intelligence/02_agents/output/study-guides/02_agents-practice_quiz.docx
@@ -4,7 +4,12 @@
   <w:body>
     <w:p>
       <w:r>
-        <w:t>Practice Quiz: Agents</w:t>
+        <w:t>Practice Quiz: Collective Intelligence — Module 02: Agents</w:t>
+      </w:r>
+    </w:p>
+    <w:p>
+      <w:r>
+        <w:t>Name : _ _ _  Date : _ _ _</w:t>
       </w:r>
     </w:p>
     <w:p>
@@ -14,98 +19,57 @@
     </w:p>
     <w:p>
       <w:r>
-        <w:t>What is the primary role of Agents in Active Inference?</w:t>
-        <w:br/>
-        <w:t>A) To maximize reward</w:t>
-        <w:br/>
-        <w:t>B) To minimize variational free energy</w:t>
-        <w:br/>
-        <w:t>C) To increase entropy</w:t>
-        <w:br/>
-        <w:t>D) To eliminate the Markov Blanket</w:t>
+        <w:t>Collective agency emerges when: A) A manager assigns tasks B) Individual agents align models, distribute inference, and develop coordination producing behavior no individual could achieve alone C) The team has a large budget D) More people are hired</w:t>
       </w:r>
     </w:p>
     <w:p>
       <w:r>
-        <w:t>In Organizations, Agents is best described as:</w:t>
-        <w:br/>
-        <w:t>A) A static property</w:t>
-        <w:br/>
-        <w:t>B) A dynamic process</w:t>
-        <w:br/>
-        <w:t>C) An external state</w:t>
-        <w:br/>
-        <w:t>D) A random variable</w:t>
+        <w:t>Distributed cognition (Hutchins) means: A) Everyone thinks the same thing B) The cognitive task is distributed across people, tools, and environmental artifacts C) Knowledge is stored in the cloud D) Teams use distributed computing</w:t>
       </w:r>
     </w:p>
     <w:p>
       <w:r>
-        <w:t>Which mathematical quantity is most central to Agents?</w:t>
-        <w:br/>
-        <w:t>A) The Lagrangian</w:t>
-        <w:br/>
-        <w:t>B) The expected free energy</w:t>
-        <w:br/>
-        <w:t>C) The surprisal</w:t>
-        <w:br/>
-        <w:t>D) The precision</w:t>
+        <w:t>Woolley et al. found that collective intelligence depends primarily on: A) The team's average IQ B) Social sensitivity, equal participation, and cognitive diversity C) The leader's charisma D) Budget size</w:t>
       </w:r>
     </w:p>
     <w:p>
       <w:r>
-        <w:t>How does Agents relate to the concept of the Generative Model?</w:t>
-        <w:br/>
-        <w:t>A) It is separate from the model</w:t>
-        <w:br/>
-        <w:t>B) It is a component of the model</w:t>
-        <w:br/>
-        <w:t>C) It destroys the model</w:t>
-        <w:br/>
-        <w:t>D) It is only relevant for the environment</w:t>
+        <w:t>Social loafing occurs because: A) People are lazy B) Individual agents reduce active inference when they believe others will compensate C) Teams are too small D) Work is too interesting</w:t>
       </w:r>
     </w:p>
     <w:p>
       <w:r>
-        <w:t>A failure in Agents would likely result in:</w:t>
-        <w:br/>
-        <w:t>A) Perfect prediction</w:t>
-        <w:br/>
-        <w:t>B) Generalized surprise</w:t>
-        <w:br/>
-        <w:t>C) Immediate death of the agent</w:t>
-        <w:br/>
-        <w:t>D) Zero entropy</w:t>
+        <w:t>Knowledge hiding undermines collective intelligence by: A) Making work easier B) Treating shared information as a competitive resource, depriving the collective model of critical inputs C) Reducing communication overhead D) Protecting intellectual property</w:t>
       </w:r>
     </w:p>
     <w:p>
       <w:r>
-        <w:t>Which scale is most relevant for analyzing Agents in this course?</w:t>
-        <w:br/>
-        <w:t>A) Quantum</w:t>
-        <w:br/>
-        <w:t>B) Neural</w:t>
-        <w:br/>
-        <w:t>C) Social</w:t>
-        <w:br/>
-        <w:t>D) All of the above</w:t>
+        <w:t>A team's collective intelligence is best measured by: A) Sum of individual IQ scores B) The team's ability to solve problems no individual member could solve alone C) Team satisfaction surveys D) The number of meetings held</w:t>
       </w:r>
     </w:p>
     <w:p>
       <w:r>
-        <w:t>Agents connects directly to which other component?</w:t>
-        <w:br/>
-        <w:t>A) The step before it</w:t>
-        <w:br/>
-        <w:t>B) The step after it</w:t>
-        <w:br/>
-        <w:t>C) Both A and B</w:t>
-        <w:br/>
-        <w:t>D) None of the above</w:t>
+        <w:t>Status hierarchy effects distort collective agency by: A) Motivating high-performers B) Weighting evidence by speaker status rather than evidence quality C) Creating clear decision-making D) Reducing conflict</w:t>
       </w:r>
     </w:p>
     <w:p>
       <w:r>
-        <w:t>Part B: Short Answer</w:t>
+        <w:t>Part B: Short Analysis</w:t>
+      </w:r>
+    </w:p>
+    <w:p>
+      <w:r>
+        <w:t>A team of 8 highly talented engineers consistently produces mediocre results while a team of 8 average engineers in the same company delivers exceptional work. Diagnose this paradox using the concepts of collective agency. What specific collective intelligence factors likely differ between the teams?</w:t>
+      </w:r>
+    </w:p>
+    <w:p>
+      <w:r>
+        <w:t>Your team needs to make a critical architectural decision. The most senior engineer has strong views, and junior members tend to defer. Design a decision process that harvests the collective intelligence of the entire team while managing status hierarchy effects.</w:t>
+      </w:r>
+    </w:p>
+    <w:p>
+      <w:r>
+        <w:t>You're building a new cross-functional team to tackle an ambiguous strategic challenge. Using the conditions for collective intelligence (Woolley), specify: team composition (roles/backgrounds), team norms, meeting design, and communication protocols.</w:t>
       </w:r>
     </w:p>
     <w:sectPr>
